--- a/Job Hunt 2026/2026-08-11 - Vici Media - Growth Marketing & Operations Partner/Job Description & Company Research - Vici Media.docx
+++ b/Job Hunt 2026/2026-08-11 - Vici Media - Growth Marketing & Operations Partner/Job Description & Company Research - Vici Media.docx
@@ -44,7 +44,7 @@
         </w:rPr>
         <w:t xml:space="preserve">APPLY:  </w:t>
       </w:r>
-      <w:hyperlink w:history="1" r:id="rIdskk2ab_6zss8z71lbnxea">
+      <w:hyperlink w:history="1" r:id="rId18mhsvpeahk05kgqbyzs3">
         <w:r>
           <w:rPr>
             <w:rFonts w:ascii="Calibri" w:cs="Calibri" w:eastAsia="Calibri" w:hAnsi="Calibri"/>
@@ -1506,17 +1506,29 @@
     </w:p>
     <w:p>
       <w:pPr>
-        <w:spacing w:after="100" w:line="264"/>
-      </w:pPr>
-      <w:r>
-        <w:rPr>
-          <w:rFonts w:ascii="Calibri" w:cs="Calibri" w:eastAsia="Calibri" w:hAnsi="Calibri"/>
-          <w:color w:val="1A1A1A"/>
-          <w:sz w:val="21"/>
-          <w:szCs w:val="21"/>
-        </w:rPr>
-        <w:t xml:space="preserve">Searches, including site:reddit.com, returned no Reddit threads about either Vici Media company.</w:t>
-      </w:r>
+        <w:spacing w:after="100"/>
+      </w:pPr>
+      <w:r>
+        <w:rPr>
+          <w:rFonts w:ascii="Calibri" w:cs="Calibri" w:eastAsia="Calibri" w:hAnsi="Calibri"/>
+          <w:color w:val="1A1A1A"/>
+          <w:sz w:val="21"/>
+          <w:szCs w:val="21"/>
+        </w:rPr>
+        <w:t xml:space="preserve">Reddit could not be searched for this sheet: Reddit blocks the automated search Claude uses. Open the link to read what people say there. </w:t>
+      </w:r>
+      <w:hyperlink w:history="1" r:id="rIdtwqugpi-lvekt8_yju9fk">
+        <w:r>
+          <w:rPr>
+            <w:rFonts w:ascii="Calibri" w:cs="Calibri" w:eastAsia="Calibri" w:hAnsi="Calibri"/>
+            <w:color w:val="1A4D8F"/>
+            <w:sz w:val="21"/>
+            <w:szCs w:val="21"/>
+            <w:u w:val="single"/>
+          </w:rPr>
+          <w:t xml:space="preserve">Search Reddit for Vici Media</w:t>
+        </w:r>
+      </w:hyperlink>
     </w:p>
     <w:p>
       <w:pPr>
@@ -1580,7 +1592,7 @@
         </w:rPr>
         <w:t xml:space="preserve"> </w:t>
       </w:r>
-      <w:hyperlink w:history="1" r:id="rIdxnit5t4uw4xfkt_b2nldg">
+      <w:hyperlink w:history="1" r:id="rIdgu6kursah-narrsa3i4b4">
         <w:r>
           <w:rPr>
             <w:rFonts w:ascii="Calibri" w:cs="Calibri" w:eastAsia="Calibri" w:hAnsi="Calibri"/>
@@ -1600,7 +1612,7 @@
         </w:rPr>
         <w:t xml:space="preserve"> </w:t>
       </w:r>
-      <w:hyperlink w:history="1" r:id="rIdtpt9aw3qs0t92l2gyibdl">
+      <w:hyperlink w:history="1" r:id="rId12eobjmsxt7qp1k5ldyy2">
         <w:r>
           <w:rPr>
             <w:rFonts w:ascii="Calibri" w:cs="Calibri" w:eastAsia="Calibri" w:hAnsi="Calibri"/>
@@ -1639,7 +1651,7 @@
         </w:rPr>
         <w:t xml:space="preserve"> </w:t>
       </w:r>
-      <w:hyperlink w:history="1" r:id="rIdssjloprht1fgoxrabcvie">
+      <w:hyperlink w:history="1" r:id="rIdvtbiwnyp6lgdotbn7tnib">
         <w:r>
           <w:rPr>
             <w:rFonts w:ascii="Calibri" w:cs="Calibri" w:eastAsia="Calibri" w:hAnsi="Calibri"/>
@@ -1659,7 +1671,7 @@
         </w:rPr>
         <w:t xml:space="preserve"> </w:t>
       </w:r>
-      <w:hyperlink w:history="1" r:id="rId_o9tmciitjse3eyfgg5uo">
+      <w:hyperlink w:history="1" r:id="rId1gyqztavda-z0lea5eg8u">
         <w:r>
           <w:rPr>
             <w:rFonts w:ascii="Calibri" w:cs="Calibri" w:eastAsia="Calibri" w:hAnsi="Calibri"/>
@@ -1698,7 +1710,7 @@
         </w:rPr>
         <w:t xml:space="preserve"> </w:t>
       </w:r>
-      <w:hyperlink w:history="1" r:id="rIdjxmzc3hvgr59qfddbzmrk">
+      <w:hyperlink w:history="1" r:id="rIdqdyntioiu_ab_fjh78eu5">
         <w:r>
           <w:rPr>
             <w:rFonts w:ascii="Calibri" w:cs="Calibri" w:eastAsia="Calibri" w:hAnsi="Calibri"/>
@@ -1737,7 +1749,7 @@
         </w:rPr>
         <w:t xml:space="preserve"> </w:t>
       </w:r>
-      <w:hyperlink w:history="1" r:id="rIdljemp9g3lshs9ybrfuaxz">
+      <w:hyperlink w:history="1" r:id="rIdqfnkraj7qci6se3mhelyb">
         <w:r>
           <w:rPr>
             <w:rFonts w:ascii="Calibri" w:cs="Calibri" w:eastAsia="Calibri" w:hAnsi="Calibri"/>
@@ -1776,7 +1788,7 @@
         </w:rPr>
         <w:t xml:space="preserve"> </w:t>
       </w:r>
-      <w:hyperlink w:history="1" r:id="rIdswdoyrrxfofgx2_d3xrzw">
+      <w:hyperlink w:history="1" r:id="rIdhtgxl_zl0efn7z4-sodel">
         <w:r>
           <w:rPr>
             <w:rFonts w:ascii="Calibri" w:cs="Calibri" w:eastAsia="Calibri" w:hAnsi="Calibri"/>
@@ -1815,7 +1827,7 @@
         </w:rPr>
         <w:t xml:space="preserve"> </w:t>
       </w:r>
-      <w:hyperlink w:history="1" r:id="rIdm7wh57aet5cyi8obba4vk">
+      <w:hyperlink w:history="1" r:id="rIdiwntw1cpcacba2j9fu9kr">
         <w:r>
           <w:rPr>
             <w:rFonts w:ascii="Calibri" w:cs="Calibri" w:eastAsia="Calibri" w:hAnsi="Calibri"/>
@@ -1870,7 +1882,7 @@
         </w:rPr>
         <w:t xml:space="preserve"> </w:t>
       </w:r>
-      <w:hyperlink w:history="1" r:id="rIdfqzv7a-dokky0ldxnvvwc">
+      <w:hyperlink w:history="1" r:id="rIdxeafreg8lyohyr7y02l8k">
         <w:r>
           <w:rPr>
             <w:rFonts w:ascii="Calibri" w:cs="Calibri" w:eastAsia="Calibri" w:hAnsi="Calibri"/>
@@ -1890,7 +1902,7 @@
         </w:rPr>
         <w:t xml:space="preserve"> </w:t>
       </w:r>
-      <w:hyperlink w:history="1" r:id="rIdhehoi_ifphmiuhyn6nxlw">
+      <w:hyperlink w:history="1" r:id="rIdbxlic3zjiocmm2tr8jmu8">
         <w:r>
           <w:rPr>
             <w:rFonts w:ascii="Calibri" w:cs="Calibri" w:eastAsia="Calibri" w:hAnsi="Calibri"/>
@@ -1910,7 +1922,7 @@
         </w:rPr>
         <w:t xml:space="preserve"> </w:t>
       </w:r>
-      <w:hyperlink w:history="1" r:id="rId4vr0qi96updhm-o6uftyj">
+      <w:hyperlink w:history="1" r:id="rIdmjrsuiagepwy8vpumedi6">
         <w:r>
           <w:rPr>
             <w:rFonts w:ascii="Calibri" w:cs="Calibri" w:eastAsia="Calibri" w:hAnsi="Calibri"/>
@@ -1949,7 +1961,7 @@
         </w:rPr>
         <w:t xml:space="preserve"> </w:t>
       </w:r>
-      <w:hyperlink w:history="1" r:id="rIdvu-7gtbv87hnk9itlhumn">
+      <w:hyperlink w:history="1" r:id="rIdltlr20ryu5tpjr964nk27">
         <w:r>
           <w:rPr>
             <w:rFonts w:ascii="Calibri" w:cs="Calibri" w:eastAsia="Calibri" w:hAnsi="Calibri"/>
@@ -1969,7 +1981,7 @@
         </w:rPr>
         <w:t xml:space="preserve"> </w:t>
       </w:r>
-      <w:hyperlink w:history="1" r:id="rIdjuvedz1xtmcsjv8ohsytp">
+      <w:hyperlink w:history="1" r:id="rIdca3v63wugknrfwnxbqlo-">
         <w:r>
           <w:rPr>
             <w:rFonts w:ascii="Calibri" w:cs="Calibri" w:eastAsia="Calibri" w:hAnsi="Calibri"/>
@@ -2008,7 +2020,7 @@
         </w:rPr>
         <w:t xml:space="preserve"> </w:t>
       </w:r>
-      <w:hyperlink w:history="1" r:id="rIdtx5-jx4o2cxfltqxvjorc">
+      <w:hyperlink w:history="1" r:id="rIdrgf9ssjqm_5tcns9-golg">
         <w:r>
           <w:rPr>
             <w:rFonts w:ascii="Calibri" w:cs="Calibri" w:eastAsia="Calibri" w:hAnsi="Calibri"/>
@@ -2028,7 +2040,7 @@
         </w:rPr>
         <w:t xml:space="preserve"> </w:t>
       </w:r>
-      <w:hyperlink w:history="1" r:id="rIdrmlbfcovxfffee_iabes9">
+      <w:hyperlink w:history="1" r:id="rIdejosemut4ap7pywkuvvis">
         <w:r>
           <w:rPr>
             <w:rFonts w:ascii="Calibri" w:cs="Calibri" w:eastAsia="Calibri" w:hAnsi="Calibri"/>
@@ -2067,7 +2079,7 @@
         </w:rPr>
         <w:t xml:space="preserve"> </w:t>
       </w:r>
-      <w:hyperlink w:history="1" r:id="rIdys5nectrmyv8azplmd224">
+      <w:hyperlink w:history="1" r:id="rId6cmswtaipa2ssbjuy6bgp">
         <w:r>
           <w:rPr>
             <w:rFonts w:ascii="Calibri" w:cs="Calibri" w:eastAsia="Calibri" w:hAnsi="Calibri"/>
@@ -2087,7 +2099,7 @@
         </w:rPr>
         <w:t xml:space="preserve"> </w:t>
       </w:r>
-      <w:hyperlink w:history="1" r:id="rIdh13krcgq39da6-5v3mghv">
+      <w:hyperlink w:history="1" r:id="rIdsnbqnhccr7ac09sboebq0">
         <w:r>
           <w:rPr>
             <w:rFonts w:ascii="Calibri" w:cs="Calibri" w:eastAsia="Calibri" w:hAnsi="Calibri"/>
@@ -2126,7 +2138,7 @@
         </w:rPr>
         <w:t xml:space="preserve"> </w:t>
       </w:r>
-      <w:hyperlink w:history="1" r:id="rIduqrhtqx27vass5zvthnt1">
+      <w:hyperlink w:history="1" r:id="rId8wwttfwbb3di6pq9mkmjl">
         <w:r>
           <w:rPr>
             <w:rFonts w:ascii="Calibri" w:cs="Calibri" w:eastAsia="Calibri" w:hAnsi="Calibri"/>
@@ -2146,7 +2158,7 @@
         </w:rPr>
         <w:t xml:space="preserve"> </w:t>
       </w:r>
-      <w:hyperlink w:history="1" r:id="rIdq0yf8gpb4iycvos1cocva">
+      <w:hyperlink w:history="1" r:id="rIdd3ozxfdj-roirtlm7zflk">
         <w:r>
           <w:rPr>
             <w:rFonts w:ascii="Calibri" w:cs="Calibri" w:eastAsia="Calibri" w:hAnsi="Calibri"/>
@@ -2185,7 +2197,7 @@
         </w:rPr>
         <w:t xml:space="preserve"> </w:t>
       </w:r>
-      <w:hyperlink w:history="1" r:id="rIdgpkim5lhkivxb_bzjdzyz">
+      <w:hyperlink w:history="1" r:id="rIdxaeciijizs7-rsu8rodbu">
         <w:r>
           <w:rPr>
             <w:rFonts w:ascii="Calibri" w:cs="Calibri" w:eastAsia="Calibri" w:hAnsi="Calibri"/>
@@ -2328,7 +2340,7 @@
         </w:numPr>
         <w:spacing w:after="50" w:line="259"/>
       </w:pPr>
-      <w:hyperlink w:history="1" r:id="rIdol8ikjuxjr7ebemrzj1jd">
+      <w:hyperlink w:history="1" r:id="rId4rhcgcaogh4lxrgdgsfpy">
         <w:r>
           <w:rPr>
             <w:rFonts w:ascii="Calibri" w:cs="Calibri" w:eastAsia="Calibri" w:hAnsi="Calibri"/>
@@ -2359,7 +2371,7 @@
         </w:numPr>
         <w:spacing w:after="50" w:line="259"/>
       </w:pPr>
-      <w:hyperlink w:history="1" r:id="rId8uutdb6qnltyjlmsmmsxc">
+      <w:hyperlink w:history="1" r:id="rId-6e5yqhabeyc0ecrqcxyk">
         <w:r>
           <w:rPr>
             <w:rFonts w:ascii="Calibri" w:cs="Calibri" w:eastAsia="Calibri" w:hAnsi="Calibri"/>
@@ -2390,7 +2402,7 @@
         </w:numPr>
         <w:spacing w:after="50" w:line="259"/>
       </w:pPr>
-      <w:hyperlink w:history="1" r:id="rIdgikqmgcotunfsoiseb3yv">
+      <w:hyperlink w:history="1" r:id="rIdcpdmj17efgvfti1j_x6cg">
         <w:r>
           <w:rPr>
             <w:rFonts w:ascii="Calibri" w:cs="Calibri" w:eastAsia="Calibri" w:hAnsi="Calibri"/>
@@ -2421,7 +2433,7 @@
         </w:numPr>
         <w:spacing w:after="50" w:line="259"/>
       </w:pPr>
-      <w:hyperlink w:history="1" r:id="rIdtyoknwkegllw0boee-642">
+      <w:hyperlink w:history="1" r:id="rIdn1y_sjnnj7y1l2yhcsvjd">
         <w:r>
           <w:rPr>
             <w:rFonts w:ascii="Calibri" w:cs="Calibri" w:eastAsia="Calibri" w:hAnsi="Calibri"/>
@@ -2452,7 +2464,7 @@
         </w:numPr>
         <w:spacing w:after="50" w:line="259"/>
       </w:pPr>
-      <w:hyperlink w:history="1" r:id="rId7q18h7la6elmjyw0kuqw5">
+      <w:hyperlink w:history="1" r:id="rIds7xydfuocerl-npmr9_xe">
         <w:r>
           <w:rPr>
             <w:rFonts w:ascii="Calibri" w:cs="Calibri" w:eastAsia="Calibri" w:hAnsi="Calibri"/>
@@ -2483,7 +2495,7 @@
         </w:numPr>
         <w:spacing w:after="50" w:line="259"/>
       </w:pPr>
-      <w:hyperlink w:history="1" r:id="rIdc5jb_fdgfcixlbhoxqrfj">
+      <w:hyperlink w:history="1" r:id="rId7izqotgy5a81nuiiq5myb">
         <w:r>
           <w:rPr>
             <w:rFonts w:ascii="Calibri" w:cs="Calibri" w:eastAsia="Calibri" w:hAnsi="Calibri"/>
@@ -2514,7 +2526,7 @@
         </w:numPr>
         <w:spacing w:after="50" w:line="259"/>
       </w:pPr>
-      <w:hyperlink w:history="1" r:id="rId8ryb13okc4jsktjeltf2x">
+      <w:hyperlink w:history="1" r:id="rIduvthqmwleq6rlyrd4qrin">
         <w:r>
           <w:rPr>
             <w:rFonts w:ascii="Calibri" w:cs="Calibri" w:eastAsia="Calibri" w:hAnsi="Calibri"/>
@@ -2545,7 +2557,7 @@
         </w:numPr>
         <w:spacing w:after="50" w:line="259"/>
       </w:pPr>
-      <w:hyperlink w:history="1" r:id="rIdgst8l-9xjynexyfhun5xs">
+      <w:hyperlink w:history="1" r:id="rIdvfqahddc_bglblqgpqdm7">
         <w:r>
           <w:rPr>
             <w:rFonts w:ascii="Calibri" w:cs="Calibri" w:eastAsia="Calibri" w:hAnsi="Calibri"/>
@@ -2576,7 +2588,7 @@
         </w:numPr>
         <w:spacing w:after="50" w:line="259"/>
       </w:pPr>
-      <w:hyperlink w:history="1" r:id="rId7pp3ide-_rbqd8qjij7l1">
+      <w:hyperlink w:history="1" r:id="rIdwbahw5xncqv_vbthbr3j0">
         <w:r>
           <w:rPr>
             <w:rFonts w:ascii="Calibri" w:cs="Calibri" w:eastAsia="Calibri" w:hAnsi="Calibri"/>
@@ -2607,7 +2619,7 @@
         </w:numPr>
         <w:spacing w:after="50" w:line="259"/>
       </w:pPr>
-      <w:hyperlink w:history="1" r:id="rIdpf1brdteturzg46avtngg">
+      <w:hyperlink w:history="1" r:id="rId8k9nxsm2ktnjkujtr8jsd">
         <w:r>
           <w:rPr>
             <w:rFonts w:ascii="Calibri" w:cs="Calibri" w:eastAsia="Calibri" w:hAnsi="Calibri"/>
@@ -2638,7 +2650,7 @@
         </w:numPr>
         <w:spacing w:after="50" w:line="259"/>
       </w:pPr>
-      <w:hyperlink w:history="1" r:id="rIdcyrfemtzg3b1mdyy8dze6">
+      <w:hyperlink w:history="1" r:id="rId7s3knpouwsla_ahvtnumf">
         <w:r>
           <w:rPr>
             <w:rFonts w:ascii="Calibri" w:cs="Calibri" w:eastAsia="Calibri" w:hAnsi="Calibri"/>
@@ -2669,7 +2681,7 @@
         </w:numPr>
         <w:spacing w:after="50" w:line="259"/>
       </w:pPr>
-      <w:hyperlink w:history="1" r:id="rIdiyxwiv4nky0qrtexj_m_x">
+      <w:hyperlink w:history="1" r:id="rIdsmen8m4kmdsdt3wkmxzdu">
         <w:r>
           <w:rPr>
             <w:rFonts w:ascii="Calibri" w:cs="Calibri" w:eastAsia="Calibri" w:hAnsi="Calibri"/>
@@ -2700,7 +2712,7 @@
         </w:numPr>
         <w:spacing w:after="50" w:line="259"/>
       </w:pPr>
-      <w:hyperlink w:history="1" r:id="rId9a-zh1-x_601zyjbbit_2">
+      <w:hyperlink w:history="1" r:id="rIdfilmk8wimw04_eruxluut">
         <w:r>
           <w:rPr>
             <w:rFonts w:ascii="Calibri" w:cs="Calibri" w:eastAsia="Calibri" w:hAnsi="Calibri"/>
@@ -2731,7 +2743,7 @@
         </w:numPr>
         <w:spacing w:after="50" w:line="259"/>
       </w:pPr>
-      <w:hyperlink w:history="1" r:id="rIda2tmqmwgair9k2gbujrhv">
+      <w:hyperlink w:history="1" r:id="rIdfvmr2rc8sssupjyb5ucxc">
         <w:r>
           <w:rPr>
             <w:rFonts w:ascii="Calibri" w:cs="Calibri" w:eastAsia="Calibri" w:hAnsi="Calibri"/>
@@ -2762,7 +2774,7 @@
         </w:numPr>
         <w:spacing w:after="50" w:line="259"/>
       </w:pPr>
-      <w:hyperlink w:history="1" r:id="rIdm-osgp6p0qut150dtthgt">
+      <w:hyperlink w:history="1" r:id="rIdhrcmsjaspanvba__xycgg">
         <w:r>
           <w:rPr>
             <w:rFonts w:ascii="Calibri" w:cs="Calibri" w:eastAsia="Calibri" w:hAnsi="Calibri"/>
@@ -2793,7 +2805,7 @@
         </w:numPr>
         <w:spacing w:after="50" w:line="259"/>
       </w:pPr>
-      <w:hyperlink w:history="1" r:id="rIdlftsuuomqawwshuagnxva">
+      <w:hyperlink w:history="1" r:id="rIdmpb9awmhgbyegvx8b4cbk">
         <w:r>
           <w:rPr>
             <w:rFonts w:ascii="Calibri" w:cs="Calibri" w:eastAsia="Calibri" w:hAnsi="Calibri"/>
@@ -2824,7 +2836,7 @@
         </w:numPr>
         <w:spacing w:after="50" w:line="259"/>
       </w:pPr>
-      <w:hyperlink w:history="1" r:id="rIdxee5p_0w9khexnlhya5sh">
+      <w:hyperlink w:history="1" r:id="rIdcdk2kj8jivhbeggsny9hc">
         <w:r>
           <w:rPr>
             <w:rFonts w:ascii="Calibri" w:cs="Calibri" w:eastAsia="Calibri" w:hAnsi="Calibri"/>
@@ -2855,7 +2867,7 @@
         </w:numPr>
         <w:spacing w:after="50" w:line="259"/>
       </w:pPr>
-      <w:hyperlink w:history="1" r:id="rIdw3ygn11n1yr8wm8u77s5l">
+      <w:hyperlink w:history="1" r:id="rId9wv3vbr-vz0_nhhmio_u_">
         <w:r>
           <w:rPr>
             <w:rFonts w:ascii="Calibri" w:cs="Calibri" w:eastAsia="Calibri" w:hAnsi="Calibri"/>
@@ -2886,7 +2898,7 @@
         </w:numPr>
         <w:spacing w:after="50" w:line="259"/>
       </w:pPr>
-      <w:hyperlink w:history="1" r:id="rIdfr34mbysepbpfx1g-aovu">
+      <w:hyperlink w:history="1" r:id="rId0oit_34k32mw6ny5-m-dv">
         <w:r>
           <w:rPr>
             <w:rFonts w:ascii="Calibri" w:cs="Calibri" w:eastAsia="Calibri" w:hAnsi="Calibri"/>
